--- a/Fase 2/Evidencias Grupales/2.4_GuiaEstudiante_Fase 2_DesarrolloProyecto APT (Español).docx
+++ b/Fase 2/Evidencias Grupales/2.4_GuiaEstudiante_Fase 2_DesarrolloProyecto APT (Español).docx
@@ -711,7 +711,7 @@
                 <w:szCs w:val="20"/>
                 <w:rtl w:val="0"/>
               </w:rPr>
-              <w:t xml:space="preserve"> la implementación de funciones que promueven hábitos de estudio eficientes, como la creación de listas de tareas pendientes (to-do lists), la aplicación de la metodología Pomodoro, y el uso de flashcards para la memorización y repaso de contenidos. </w:t>
+              <w:t xml:space="preserve"> la implementación de funciones que promueven hábitos de estudio eficientes, como la creación de listas de tareas pendientes (to-do), la aplicación de la metodología Pomodoro, y el uso de flashcards para la memorización y repaso de contenidos. </w:t>
             </w:r>
           </w:p>
           <w:p>
@@ -841,7 +841,39 @@
                 <w:szCs w:val="20"/>
                 <w:rtl w:val="0"/>
               </w:rPr>
-              <w:t xml:space="preserve">Adjunto a este documento se incluye un archivo titulado “Evidencias de Documentación”, el cual presenta la Especificación de Requisitos de Software (ERS) del proyecto. En este documento se detalla la nueva dirección que ha adoptado el desarrollo, incluyendo los requisitos funcionales y no funcionales, los perfiles de usuario, las limitaciones del sistema, entre otros aspectos relevantes.</w:t>
+              <w:t xml:space="preserve">Adjunto a este documento se incluyen dos archivos, uno titulado “</w:t>
+            </w:r>
+            <w:r>
+              <w:rPr>
+                <w:sz w:val="20"/>
+                <w:szCs w:val="20"/>
+                <w:rtl w:val="0"/>
+              </w:rPr>
+              <w:t xml:space="preserve">1.0_Especificación_Requerimientos_de_Software_CodePaw</w:t>
+            </w:r>
+            <w:r>
+              <w:rPr>
+                <w:sz w:val="20"/>
+                <w:szCs w:val="20"/>
+                <w:rtl w:val="0"/>
+              </w:rPr>
+              <w:t xml:space="preserve">” y otro “</w:t>
+            </w:r>
+            <w:r>
+              <w:rPr>
+                <w:sz w:val="20"/>
+                <w:szCs w:val="20"/>
+                <w:rtl w:val="0"/>
+              </w:rPr>
+              <w:t xml:space="preserve">1.1_Documento_de_Diseño_de_Software_CodePaw</w:t>
+            </w:r>
+            <w:r>
+              <w:rPr>
+                <w:sz w:val="20"/>
+                <w:szCs w:val="20"/>
+                <w:rtl w:val="0"/>
+              </w:rPr>
+              <w:t xml:space="preserve">”, los cuales presentan la Especificación y Diseño de Software del proyecto. En estos documentos se detallan la nueva dirección  que ha adoptado el desarrollo, incluyendo los requisitos funcionales y no funcionales, los perfiles de usuario, las limitaciones del sistema, entre otros aspectos relevantes.</w:t>
             </w:r>
           </w:p>
           <w:p>
@@ -858,7 +890,7 @@
                 <w:szCs w:val="20"/>
                 <w:rtl w:val="0"/>
               </w:rPr>
-              <w:t xml:space="preserve">Además, el documento contiene el diagrama de la base de datos y la carta Gantt final, que reflejan la estructura técnica del proyecto y la planificación actualizada de sus etapas de desarrollo.</w:t>
+              <w:t xml:space="preserve">Además, el documento contiene el diagrama de la base de datos, arquitectura, carta Gantt final, entre otros diagramas que reflejan la estructura técnica del proyecto y la planificación actualizada de sus etapas de desarrollo.</w:t>
             </w:r>
           </w:p>
           <w:p>
@@ -895,12 +927,12 @@
                 <wp:inline distB="114300" distT="114300" distL="114300" distR="114300">
                   <wp:extent cx="1544003" cy="1632003"/>
                   <wp:effectExtent b="0" l="0" r="0" t="0"/>
-                  <wp:docPr id="31" name="image3.png"/>
+                  <wp:docPr id="31" name="image2.png"/>
                   <a:graphic>
                     <a:graphicData uri="http://schemas.openxmlformats.org/drawingml/2006/picture">
                       <pic:pic>
                         <pic:nvPicPr>
-                          <pic:cNvPr id="0" name="image3.png"/>
+                          <pic:cNvPr id="0" name="image2.png"/>
                           <pic:cNvPicPr preferRelativeResize="0"/>
                         </pic:nvPicPr>
                         <pic:blipFill>
@@ -933,12 +965,12 @@
                 <wp:inline distB="114300" distT="114300" distL="114300" distR="114300">
                   <wp:extent cx="2944178" cy="1638925"/>
                   <wp:effectExtent b="0" l="0" r="0" t="0"/>
-                  <wp:docPr id="29" name="image2.png"/>
+                  <wp:docPr id="29" name="image4.png"/>
                   <a:graphic>
                     <a:graphicData uri="http://schemas.openxmlformats.org/drawingml/2006/picture">
                       <pic:pic>
                         <pic:nvPicPr>
-                          <pic:cNvPr id="0" name="image2.png"/>
+                          <pic:cNvPr id="0" name="image4.png"/>
                           <pic:cNvPicPr preferRelativeResize="0"/>
                         </pic:nvPicPr>
                         <pic:blipFill>
@@ -971,12 +1003,12 @@
                 <wp:inline distB="114300" distT="114300" distL="114300" distR="114300">
                   <wp:extent cx="2687003" cy="1448519"/>
                   <wp:effectExtent b="0" l="0" r="0" t="0"/>
-                  <wp:docPr id="32" name="image4.png"/>
+                  <wp:docPr id="32" name="image3.png"/>
                   <a:graphic>
                     <a:graphicData uri="http://schemas.openxmlformats.org/drawingml/2006/picture">
                       <pic:pic>
                         <pic:nvPicPr>
-                          <pic:cNvPr id="0" name="image4.png"/>
+                          <pic:cNvPr id="0" name="image3.png"/>
                           <pic:cNvPicPr preferRelativeResize="0"/>
                         </pic:nvPicPr>
                         <pic:blipFill>
@@ -1119,7 +1151,7 @@
     <w:sdt>
       <w:sdtPr>
         <w:lock w:val="contentLocked"/>
-        <w:id w:val="1145547908"/>
+        <w:id w:val="212223381"/>
         <w:tag w:val="goog_rdk_0"/>
       </w:sdtPr>
       <w:sdtContent>
@@ -1258,7 +1290,7 @@
     <w:sdt>
       <w:sdtPr>
         <w:lock w:val="contentLocked"/>
-        <w:id w:val="-560943829"/>
+        <w:id w:val="379601300"/>
         <w:tag w:val="goog_rdk_1"/>
       </w:sdtPr>
       <w:sdtContent>
